--- a/Vlhkomer_komponenta.docx
+++ b/Vlhkomer_komponenta.docx
@@ -554,6 +554,26 @@
         <w:jc w:val="both"/>
         <w:rPr>
           <w:rFonts w:ascii="Times New Roman" w:hAnsi="Times New Roman" w:cs="Times New Roman"/>
+          <w:sz w:val="24"/>
+          <w:szCs w:val="24"/>
+        </w:rPr>
+      </w:pPr>
+      <w:r>
+        <w:rPr>
+          <w:rFonts w:ascii="Times New Roman" w:hAnsi="Times New Roman" w:cs="Times New Roman"/>
+          <w:sz w:val="24"/>
+          <w:szCs w:val="24"/>
+        </w:rPr>
+        <w:lastRenderedPageBreak/>
+        <w:t>Mezi další druhy lze zařadit třeba snímače vlhkosti půdy TDR. Fungují na principu vyzařování elektromagnetických vln do půdy, vlhkost se následně určuje podle doby, za kterou se vlny vrátí zpět. Rychlost je ovlivněna vodou v půdě – pomalejší vlny znamenají vyšší vlhkost a obráceně. Využívá se nejčastěji pro získávání velmi přesných hodnot. Pro tento projekt dostačuje již zmíněný kapacitní snímač.</w:t>
+      </w:r>
+    </w:p>
+    <w:p>
+      <w:pPr>
+        <w:spacing w:line="360" w:lineRule="auto"/>
+        <w:jc w:val="both"/>
+        <w:rPr>
+          <w:rFonts w:ascii="Times New Roman" w:hAnsi="Times New Roman" w:cs="Times New Roman"/>
           <w:b/>
           <w:bCs/>
           <w:sz w:val="28"/>
@@ -587,7 +607,6 @@
           <w:sz w:val="24"/>
           <w:szCs w:val="24"/>
         </w:rPr>
-        <w:lastRenderedPageBreak/>
         <w:t xml:space="preserve">Významným problémem, ke kterému bylo při volbě druhu vlhkoměru přihlíženo, byla koroze elektrod využívaných </w:t>
       </w:r>
       <w:proofErr w:type="spellStart"/>
@@ -647,17 +666,188 @@
         <w:jc w:val="both"/>
         <w:rPr>
           <w:rFonts w:ascii="Times New Roman" w:hAnsi="Times New Roman" w:cs="Times New Roman"/>
-          <w:sz w:val="24"/>
-          <w:szCs w:val="24"/>
-        </w:rPr>
-      </w:pPr>
-      <w:r>
-        <w:rPr>
-          <w:rFonts w:ascii="Times New Roman" w:hAnsi="Times New Roman" w:cs="Times New Roman"/>
-          <w:sz w:val="24"/>
-          <w:szCs w:val="24"/>
-        </w:rPr>
-        <w:t>Dále odporový senzor měří, jak velký proud projde, což ale není závislé jen na samotném množství vody, ale také na pH, hnojivech, slanosti nebo typu půdy. Snazší průchod proudu tedy může ovlivnit například právě přidané hnojivo, přestože stav vody se nijak nezmění.</w:t>
+          <w:color w:val="EE0000"/>
+          <w:sz w:val="24"/>
+          <w:szCs w:val="24"/>
+        </w:rPr>
+      </w:pPr>
+      <w:r>
+        <w:rPr>
+          <w:rFonts w:ascii="Times New Roman" w:hAnsi="Times New Roman" w:cs="Times New Roman"/>
+          <w:sz w:val="24"/>
+          <w:szCs w:val="24"/>
+        </w:rPr>
+        <w:t xml:space="preserve">Za zmínku také stojí, že v souvislosti s prevencí koroze elektrod je nutná pravidelná údržba a čištění. Kapacitní vlhkoměr oproti tomu vyžaduje minimální údržbu. Pokud jde </w:t>
+      </w:r>
+      <w:r>
+        <w:rPr>
+          <w:rFonts w:ascii="Times New Roman" w:hAnsi="Times New Roman" w:cs="Times New Roman"/>
+          <w:sz w:val="24"/>
+          <w:szCs w:val="24"/>
+        </w:rPr>
+        <w:t xml:space="preserve">ale </w:t>
+      </w:r>
+      <w:r>
+        <w:rPr>
+          <w:rFonts w:ascii="Times New Roman" w:hAnsi="Times New Roman" w:cs="Times New Roman"/>
+          <w:sz w:val="24"/>
+          <w:szCs w:val="24"/>
+        </w:rPr>
+        <w:t>o prostředí s vysokou slaností, pro zachování přesnosti je nutná pravidelná kalibrace.</w:t>
+      </w:r>
+      <w:r>
+        <w:rPr>
+          <w:rFonts w:ascii="Times New Roman" w:hAnsi="Times New Roman" w:cs="Times New Roman"/>
+          <w:sz w:val="24"/>
+          <w:szCs w:val="24"/>
+        </w:rPr>
+        <w:t xml:space="preserve"> Kalibrace se provádí opětovným změřením a v případě potřeby aktualizováním</w:t>
+      </w:r>
+      <w:r>
+        <w:rPr>
+          <w:rFonts w:ascii="Times New Roman" w:hAnsi="Times New Roman" w:cs="Times New Roman"/>
+          <w:sz w:val="24"/>
+          <w:szCs w:val="24"/>
+        </w:rPr>
+        <w:t xml:space="preserve"> referenčních</w:t>
+      </w:r>
+      <w:r>
+        <w:rPr>
+          <w:rFonts w:ascii="Times New Roman" w:hAnsi="Times New Roman" w:cs="Times New Roman"/>
+          <w:sz w:val="24"/>
+          <w:szCs w:val="24"/>
+        </w:rPr>
+        <w:t xml:space="preserve"> hodnot v</w:t>
+      </w:r>
+      <w:r>
+        <w:rPr>
+          <w:rFonts w:ascii="Times New Roman" w:hAnsi="Times New Roman" w:cs="Times New Roman"/>
+          <w:sz w:val="24"/>
+          <w:szCs w:val="24"/>
+        </w:rPr>
+        <w:t xml:space="preserve"> prostředí</w:t>
+      </w:r>
+      <w:r>
+        <w:rPr>
+          <w:rFonts w:ascii="Times New Roman" w:hAnsi="Times New Roman" w:cs="Times New Roman"/>
+          <w:sz w:val="24"/>
+          <w:szCs w:val="24"/>
+        </w:rPr>
+        <w:t xml:space="preserve"> zcela suchém </w:t>
+      </w:r>
+      <w:r>
+        <w:rPr>
+          <w:rFonts w:ascii="Times New Roman" w:hAnsi="Times New Roman" w:cs="Times New Roman"/>
+          <w:sz w:val="24"/>
+          <w:szCs w:val="24"/>
+        </w:rPr>
+        <w:t>a zcela mokrém.</w:t>
+      </w:r>
+      <w:r>
+        <w:rPr>
+          <w:rFonts w:ascii="Times New Roman" w:hAnsi="Times New Roman" w:cs="Times New Roman"/>
+          <w:sz w:val="24"/>
+          <w:szCs w:val="24"/>
+        </w:rPr>
+        <w:t xml:space="preserve"> (</w:t>
+      </w:r>
+      <w:r>
+        <w:rPr>
+          <w:rFonts w:ascii="Times New Roman" w:hAnsi="Times New Roman" w:cs="Times New Roman"/>
+          <w:color w:val="EE0000"/>
+          <w:sz w:val="24"/>
+          <w:szCs w:val="24"/>
+        </w:rPr>
+        <w:t>MOŽNO DOPLNIT OBRAZEK ODKUD KAM VLHKOST POPSAT VLHKOMER A VSECHNO</w:t>
+      </w:r>
+      <w:r>
+        <w:rPr>
+          <w:rFonts w:ascii="Times New Roman" w:hAnsi="Times New Roman" w:cs="Times New Roman"/>
+          <w:color w:val="EE0000"/>
+          <w:sz w:val="24"/>
+          <w:szCs w:val="24"/>
+        </w:rPr>
+        <w:t xml:space="preserve"> – nebo doplnit </w:t>
+      </w:r>
+      <w:proofErr w:type="spellStart"/>
+      <w:r>
+        <w:rPr>
+          <w:rFonts w:ascii="Times New Roman" w:hAnsi="Times New Roman" w:cs="Times New Roman"/>
+          <w:color w:val="EE0000"/>
+          <w:sz w:val="24"/>
+          <w:szCs w:val="24"/>
+        </w:rPr>
+        <w:t>samostatne</w:t>
+      </w:r>
+      <w:proofErr w:type="spellEnd"/>
+      <w:r>
+        <w:rPr>
+          <w:rFonts w:ascii="Times New Roman" w:hAnsi="Times New Roman" w:cs="Times New Roman"/>
+          <w:color w:val="EE0000"/>
+          <w:sz w:val="24"/>
+          <w:szCs w:val="24"/>
+        </w:rPr>
+        <w:t xml:space="preserve"> pak ke </w:t>
+      </w:r>
+      <w:proofErr w:type="spellStart"/>
+      <w:r>
+        <w:rPr>
+          <w:rFonts w:ascii="Times New Roman" w:hAnsi="Times New Roman" w:cs="Times New Roman"/>
+          <w:color w:val="EE0000"/>
+          <w:sz w:val="24"/>
+          <w:szCs w:val="24"/>
+        </w:rPr>
+        <w:t>kodu</w:t>
+      </w:r>
+      <w:proofErr w:type="spellEnd"/>
+      <w:r>
+        <w:rPr>
+          <w:rFonts w:ascii="Times New Roman" w:hAnsi="Times New Roman" w:cs="Times New Roman"/>
+          <w:color w:val="EE0000"/>
+          <w:sz w:val="24"/>
+          <w:szCs w:val="24"/>
+        </w:rPr>
+        <w:t xml:space="preserve"> tak napsat kalibrace a dat </w:t>
+      </w:r>
+      <w:proofErr w:type="spellStart"/>
+      <w:r>
+        <w:rPr>
+          <w:rFonts w:ascii="Times New Roman" w:hAnsi="Times New Roman" w:cs="Times New Roman"/>
+          <w:color w:val="EE0000"/>
+          <w:sz w:val="24"/>
+          <w:szCs w:val="24"/>
+        </w:rPr>
+        <w:t>obrazek</w:t>
+      </w:r>
+      <w:proofErr w:type="spellEnd"/>
+      <w:r>
+        <w:rPr>
+          <w:rFonts w:ascii="Times New Roman" w:hAnsi="Times New Roman" w:cs="Times New Roman"/>
+          <w:color w:val="EE0000"/>
+          <w:sz w:val="24"/>
+          <w:szCs w:val="24"/>
+        </w:rPr>
+        <w:t xml:space="preserve"> ještě </w:t>
+      </w:r>
+      <w:proofErr w:type="spellStart"/>
+      <w:r>
+        <w:rPr>
+          <w:rFonts w:ascii="Times New Roman" w:hAnsi="Times New Roman" w:cs="Times New Roman"/>
+          <w:color w:val="EE0000"/>
+          <w:sz w:val="24"/>
+          <w:szCs w:val="24"/>
+        </w:rPr>
+        <w:t>nevim</w:t>
+      </w:r>
+      <w:proofErr w:type="spellEnd"/>
+      <w:r>
+        <w:rPr>
+          <w:rFonts w:ascii="Times New Roman" w:hAnsi="Times New Roman" w:cs="Times New Roman"/>
+          <w:color w:val="EE0000"/>
+          <w:sz w:val="24"/>
+          <w:szCs w:val="24"/>
+        </w:rPr>
+        <w:t>)</w:t>
       </w:r>
     </w:p>
     <w:p>
@@ -666,11 +856,166 @@
         <w:jc w:val="both"/>
         <w:rPr>
           <w:rFonts w:ascii="Times New Roman" w:hAnsi="Times New Roman" w:cs="Times New Roman"/>
+          <w:sz w:val="24"/>
+          <w:szCs w:val="24"/>
+        </w:rPr>
+      </w:pPr>
+      <w:r>
+        <w:rPr>
+          <w:rFonts w:ascii="Times New Roman" w:hAnsi="Times New Roman" w:cs="Times New Roman"/>
+          <w:sz w:val="24"/>
+          <w:szCs w:val="24"/>
+        </w:rPr>
+        <w:t>Dále odporový senzor měří, jak velký proud projde, což ale není závislé jen na samotném množství vody, ale také na pH, hnojivech, slanosti nebo typu půdy. Snazší průchod proudu tedy může ovlivnit například právě přidané hnojivo, přestože stav vody se nijak nezmění.</w:t>
+      </w:r>
+      <w:r>
+        <w:rPr>
+          <w:rFonts w:ascii="Times New Roman" w:hAnsi="Times New Roman" w:cs="Times New Roman"/>
+          <w:sz w:val="24"/>
+          <w:szCs w:val="24"/>
+        </w:rPr>
+        <w:t xml:space="preserve"> Přesnost naměřených hodnot je proto o něco nižší a výskyt chyb je obvykle v rozmezí od </w:t>
+      </w:r>
+      <w:r>
+        <w:rPr>
+          <w:rFonts w:ascii="Times New Roman" w:hAnsi="Times New Roman" w:cs="Times New Roman"/>
+          <w:color w:val="70AD47" w:themeColor="accent6"/>
+          <w:sz w:val="24"/>
+          <w:szCs w:val="24"/>
+        </w:rPr>
+        <w:t>±</w:t>
+      </w:r>
+      <w:r>
+        <w:rPr>
+          <w:rFonts w:ascii="Times New Roman" w:hAnsi="Times New Roman" w:cs="Times New Roman"/>
+          <w:color w:val="70AD47" w:themeColor="accent6"/>
+          <w:sz w:val="24"/>
+          <w:szCs w:val="24"/>
+        </w:rPr>
+        <w:t xml:space="preserve"> </w:t>
+      </w:r>
+      <w:r>
+        <w:rPr>
+          <w:rFonts w:ascii="Times New Roman" w:hAnsi="Times New Roman" w:cs="Times New Roman"/>
+          <w:color w:val="70AD47" w:themeColor="accent6"/>
+          <w:sz w:val="24"/>
+          <w:szCs w:val="24"/>
+        </w:rPr>
+        <w:t>5</w:t>
+      </w:r>
+      <w:r>
+        <w:rPr>
+          <w:rFonts w:ascii="Times New Roman" w:hAnsi="Times New Roman" w:cs="Times New Roman"/>
+          <w:color w:val="70AD47" w:themeColor="accent6"/>
+          <w:sz w:val="24"/>
+          <w:szCs w:val="24"/>
+        </w:rPr>
+        <w:t xml:space="preserve"> </w:t>
+      </w:r>
+      <w:r>
+        <w:rPr>
+          <w:rFonts w:ascii="Times New Roman" w:hAnsi="Times New Roman" w:cs="Times New Roman"/>
+          <w:color w:val="70AD47" w:themeColor="accent6"/>
+          <w:sz w:val="24"/>
+          <w:szCs w:val="24"/>
+        </w:rPr>
+        <w:t xml:space="preserve">% do </w:t>
+      </w:r>
+      <w:r>
+        <w:rPr>
+          <w:rFonts w:ascii="Times New Roman" w:hAnsi="Times New Roman" w:cs="Times New Roman"/>
+          <w:color w:val="70AD47" w:themeColor="accent6"/>
+          <w:sz w:val="24"/>
+          <w:szCs w:val="24"/>
+        </w:rPr>
+        <w:t>±</w:t>
+      </w:r>
+      <w:r>
+        <w:rPr>
+          <w:rFonts w:ascii="Times New Roman" w:hAnsi="Times New Roman" w:cs="Times New Roman"/>
+          <w:color w:val="70AD47" w:themeColor="accent6"/>
+          <w:sz w:val="24"/>
+          <w:szCs w:val="24"/>
+        </w:rPr>
+        <w:t xml:space="preserve"> </w:t>
+      </w:r>
+      <w:r>
+        <w:rPr>
+          <w:rFonts w:ascii="Times New Roman" w:hAnsi="Times New Roman" w:cs="Times New Roman"/>
+          <w:color w:val="70AD47" w:themeColor="accent6"/>
+          <w:sz w:val="24"/>
+          <w:szCs w:val="24"/>
+        </w:rPr>
+        <w:t>10</w:t>
+      </w:r>
+      <w:r>
+        <w:rPr>
+          <w:rFonts w:ascii="Times New Roman" w:hAnsi="Times New Roman" w:cs="Times New Roman"/>
+          <w:color w:val="70AD47" w:themeColor="accent6"/>
+          <w:sz w:val="24"/>
+          <w:szCs w:val="24"/>
+        </w:rPr>
+        <w:t xml:space="preserve"> </w:t>
+      </w:r>
+      <w:r>
+        <w:rPr>
+          <w:rFonts w:ascii="Times New Roman" w:hAnsi="Times New Roman" w:cs="Times New Roman"/>
+          <w:color w:val="70AD47" w:themeColor="accent6"/>
+          <w:sz w:val="24"/>
+          <w:szCs w:val="24"/>
+        </w:rPr>
+        <w:t xml:space="preserve">%. </w:t>
+      </w:r>
+      <w:r>
+        <w:rPr>
+          <w:rFonts w:ascii="Times New Roman" w:hAnsi="Times New Roman" w:cs="Times New Roman"/>
+          <w:sz w:val="24"/>
+          <w:szCs w:val="24"/>
+        </w:rPr>
+        <w:t xml:space="preserve">Pro získávání stabilnějších hodnot je vhodná homogenní půda </w:t>
+      </w:r>
+      <w:r>
+        <w:rPr>
+          <w:rFonts w:ascii="Times New Roman" w:hAnsi="Times New Roman" w:cs="Times New Roman"/>
+          <w:sz w:val="24"/>
+          <w:szCs w:val="24"/>
+        </w:rPr>
+        <w:t>neboli stejnorodá ve složení, struktuře a vlastnostech. Skutečná půda je ale přirozeně spíše heterogenní, jedná se o směs minerálů, vody, vzduchu a organické hmoty</w:t>
+      </w:r>
+      <w:r>
+        <w:rPr>
+          <w:rFonts w:ascii="Times New Roman" w:hAnsi="Times New Roman" w:cs="Times New Roman"/>
+          <w:sz w:val="24"/>
+          <w:szCs w:val="24"/>
+        </w:rPr>
+        <w:t>.</w:t>
+      </w:r>
+      <w:r>
+        <w:rPr>
+          <w:rFonts w:ascii="Times New Roman" w:hAnsi="Times New Roman" w:cs="Times New Roman"/>
+          <w:sz w:val="24"/>
+          <w:szCs w:val="24"/>
+        </w:rPr>
+        <w:t xml:space="preserve"> </w:t>
+      </w:r>
+      <w:r>
+        <w:rPr>
+          <w:rFonts w:ascii="Times New Roman" w:hAnsi="Times New Roman" w:cs="Times New Roman"/>
+          <w:sz w:val="24"/>
+          <w:szCs w:val="24"/>
+        </w:rPr>
+        <w:t>(</w:t>
+      </w:r>
+      <w:r>
+        <w:rPr>
+          <w:rFonts w:ascii="Times New Roman" w:hAnsi="Times New Roman" w:cs="Times New Roman"/>
           <w:color w:val="EE0000"/>
           <w:sz w:val="24"/>
           <w:szCs w:val="24"/>
         </w:rPr>
-      </w:pPr>
+        <w:t xml:space="preserve">kde jsem vzala </w:t>
+      </w:r>
+      <w:proofErr w:type="spellStart"/>
       <w:r>
         <w:rPr>
           <w:rFonts w:ascii="Times New Roman" w:hAnsi="Times New Roman" w:cs="Times New Roman"/>
@@ -678,45 +1023,763 @@
           <w:sz w:val="24"/>
           <w:szCs w:val="24"/>
         </w:rPr>
-        <w:t xml:space="preserve">OKAMZITA ZMĚNA + </w:t>
+        <w:t>homogenni</w:t>
+      </w:r>
+      <w:proofErr w:type="spellEnd"/>
+      <w:r>
+        <w:rPr>
+          <w:rFonts w:ascii="Times New Roman" w:hAnsi="Times New Roman" w:cs="Times New Roman"/>
+          <w:color w:val="EE0000"/>
+          <w:sz w:val="24"/>
+          <w:szCs w:val="24"/>
+        </w:rPr>
+        <w:t xml:space="preserve"> pudu)</w:t>
+      </w:r>
+      <w:r>
+        <w:rPr>
+          <w:rFonts w:ascii="Times New Roman" w:hAnsi="Times New Roman" w:cs="Times New Roman"/>
+          <w:color w:val="EE0000"/>
+          <w:sz w:val="24"/>
+          <w:szCs w:val="24"/>
+        </w:rPr>
+        <w:t xml:space="preserve"> </w:t>
+      </w:r>
+      <w:r>
+        <w:rPr>
+          <w:rFonts w:ascii="Times New Roman" w:hAnsi="Times New Roman" w:cs="Times New Roman"/>
+          <w:sz w:val="24"/>
+          <w:szCs w:val="24"/>
+        </w:rPr>
+        <w:t>Naopak</w:t>
+      </w:r>
+      <w:r>
+        <w:rPr>
+          <w:rFonts w:ascii="Times New Roman" w:hAnsi="Times New Roman" w:cs="Times New Roman"/>
+          <w:sz w:val="24"/>
+          <w:szCs w:val="24"/>
+        </w:rPr>
+        <w:t xml:space="preserve"> kapacitní </w:t>
+      </w:r>
+      <w:r>
+        <w:rPr>
+          <w:rFonts w:ascii="Times New Roman" w:hAnsi="Times New Roman" w:cs="Times New Roman"/>
+          <w:sz w:val="24"/>
+          <w:szCs w:val="24"/>
+        </w:rPr>
+        <w:lastRenderedPageBreak/>
+        <w:t>senzory dosahují přesnosti o něco vyšší a to 3-5 %. Na přesnost nemají vliv proměnlivé podmínky v půdě, protože ne</w:t>
+      </w:r>
+      <w:r>
+        <w:rPr>
+          <w:rFonts w:ascii="Times New Roman" w:hAnsi="Times New Roman" w:cs="Times New Roman"/>
+          <w:sz w:val="24"/>
+          <w:szCs w:val="24"/>
+        </w:rPr>
+        <w:t>ní</w:t>
+      </w:r>
+      <w:r>
+        <w:rPr>
+          <w:rFonts w:ascii="Times New Roman" w:hAnsi="Times New Roman" w:cs="Times New Roman"/>
+          <w:sz w:val="24"/>
+          <w:szCs w:val="24"/>
+        </w:rPr>
+        <w:t xml:space="preserve"> v přímém kontaktu.</w:t>
+      </w:r>
+    </w:p>
+    <w:p>
+      <w:pPr>
+        <w:spacing w:line="360" w:lineRule="auto"/>
+        <w:jc w:val="both"/>
+        <w:rPr>
+          <w:rFonts w:ascii="Times New Roman" w:hAnsi="Times New Roman" w:cs="Times New Roman"/>
+          <w:sz w:val="24"/>
+          <w:szCs w:val="24"/>
+        </w:rPr>
+      </w:pPr>
+      <w:r>
+        <w:rPr>
+          <w:rFonts w:ascii="Times New Roman" w:hAnsi="Times New Roman" w:cs="Times New Roman"/>
+          <w:sz w:val="24"/>
+          <w:szCs w:val="24"/>
+        </w:rPr>
+        <w:t xml:space="preserve">Další výhodu zvoleného senzoru představuje i rychlost, jakou reaguje na změny, ty se totiž projeví do několika sekund. Zatímco u </w:t>
       </w:r>
       <w:proofErr w:type="spellStart"/>
       <w:r>
         <w:rPr>
           <w:rFonts w:ascii="Times New Roman" w:hAnsi="Times New Roman" w:cs="Times New Roman"/>
-          <w:color w:val="EE0000"/>
-          <w:sz w:val="24"/>
-          <w:szCs w:val="24"/>
-        </w:rPr>
-        <w:t>porovnani</w:t>
+          <w:sz w:val="24"/>
+          <w:szCs w:val="24"/>
+        </w:rPr>
+        <w:t>rezistivního</w:t>
       </w:r>
       <w:proofErr w:type="spellEnd"/>
       <w:r>
         <w:rPr>
           <w:rFonts w:ascii="Times New Roman" w:hAnsi="Times New Roman" w:cs="Times New Roman"/>
-          <w:color w:val="EE0000"/>
-          <w:sz w:val="24"/>
-          <w:szCs w:val="24"/>
-        </w:rPr>
-        <w:t xml:space="preserve"> tech dalších dvou co tam jsou</w:t>
-      </w:r>
-      <w:r>
-        <w:rPr>
-          <w:rFonts w:ascii="Times New Roman" w:hAnsi="Times New Roman" w:cs="Times New Roman"/>
-          <w:color w:val="EE0000"/>
-          <w:sz w:val="24"/>
-          <w:szCs w:val="24"/>
-        </w:rPr>
-        <w:t xml:space="preserve"> + tabulka</w:t>
-      </w:r>
-      <w:r>
-        <w:rPr>
-          <w:rFonts w:ascii="Times New Roman" w:hAnsi="Times New Roman" w:cs="Times New Roman"/>
-          <w:color w:val="EE0000"/>
-          <w:sz w:val="24"/>
-          <w:szCs w:val="24"/>
-        </w:rPr>
-        <w:br/>
+          <w:sz w:val="24"/>
+          <w:szCs w:val="24"/>
+        </w:rPr>
+        <w:t xml:space="preserve"> senzoru se naměřená data poté, co nastane změna, ustálí až po několika minutách, proto ve srovnání působí daleko méně citlivě než jiné senzory.</w:t>
+      </w:r>
+    </w:p>
+    <w:tbl>
+      <w:tblPr>
+        <w:tblStyle w:val="Svtltabulkasmkou1"/>
+        <w:tblW w:w="8166" w:type="dxa"/>
+        <w:tblLook w:val="04A0" w:firstRow="1" w:lastRow="0" w:firstColumn="1" w:lastColumn="0" w:noHBand="0" w:noVBand="1"/>
+      </w:tblPr>
+      <w:tblGrid>
+        <w:gridCol w:w="1361"/>
+        <w:gridCol w:w="1361"/>
+        <w:gridCol w:w="1361"/>
+        <w:gridCol w:w="1361"/>
+        <w:gridCol w:w="1361"/>
+        <w:gridCol w:w="1361"/>
+      </w:tblGrid>
+      <w:tr>
+        <w:trPr>
+          <w:cnfStyle w:val="100000000000" w:firstRow="1" w:lastRow="0" w:firstColumn="0" w:lastColumn="0" w:oddVBand="0" w:evenVBand="0" w:oddHBand="0" w:evenHBand="0" w:firstRowFirstColumn="0" w:firstRowLastColumn="0" w:lastRowFirstColumn="0" w:lastRowLastColumn="0"/>
+          <w:trHeight w:val="688"/>
+        </w:trPr>
+        <w:tc>
+          <w:tcPr>
+            <w:cnfStyle w:val="001000000000" w:firstRow="0" w:lastRow="0" w:firstColumn="1" w:lastColumn="0" w:oddVBand="0" w:evenVBand="0" w:oddHBand="0" w:evenHBand="0" w:firstRowFirstColumn="0" w:firstRowLastColumn="0" w:lastRowFirstColumn="0" w:lastRowLastColumn="0"/>
+            <w:tcW w:w="1361" w:type="dxa"/>
+            <w:vAlign w:val="center"/>
+          </w:tcPr>
+          <w:p>
+            <w:pPr>
+              <w:spacing w:line="360" w:lineRule="auto"/>
+              <w:rPr>
+                <w:rFonts w:ascii="Times New Roman" w:hAnsi="Times New Roman" w:cs="Times New Roman"/>
+                <w:sz w:val="24"/>
+                <w:szCs w:val="24"/>
+              </w:rPr>
+            </w:pPr>
+            <w:r>
+              <w:rPr>
+                <w:rFonts w:ascii="Times New Roman" w:hAnsi="Times New Roman" w:cs="Times New Roman"/>
+                <w:sz w:val="24"/>
+                <w:szCs w:val="24"/>
+              </w:rPr>
+              <w:t>Typ senzoru</w:t>
+            </w:r>
+          </w:p>
+        </w:tc>
+        <w:tc>
+          <w:tcPr>
+            <w:tcW w:w="1361" w:type="dxa"/>
+            <w:vAlign w:val="center"/>
+          </w:tcPr>
+          <w:p>
+            <w:pPr>
+              <w:spacing w:line="360" w:lineRule="auto"/>
+              <w:cnfStyle w:val="100000000000" w:firstRow="1" w:lastRow="0" w:firstColumn="0" w:lastColumn="0" w:oddVBand="0" w:evenVBand="0" w:oddHBand="0" w:evenHBand="0" w:firstRowFirstColumn="0" w:firstRowLastColumn="0" w:lastRowFirstColumn="0" w:lastRowLastColumn="0"/>
+              <w:rPr>
+                <w:rFonts w:ascii="Times New Roman" w:hAnsi="Times New Roman" w:cs="Times New Roman"/>
+                <w:sz w:val="24"/>
+                <w:szCs w:val="24"/>
+              </w:rPr>
+            </w:pPr>
+            <w:r>
+              <w:rPr>
+                <w:rFonts w:ascii="Times New Roman" w:hAnsi="Times New Roman" w:cs="Times New Roman"/>
+                <w:sz w:val="24"/>
+                <w:szCs w:val="24"/>
+              </w:rPr>
+              <w:t>Přesnost</w:t>
+            </w:r>
+          </w:p>
+        </w:tc>
+        <w:tc>
+          <w:tcPr>
+            <w:tcW w:w="1361" w:type="dxa"/>
+            <w:vAlign w:val="center"/>
+          </w:tcPr>
+          <w:p>
+            <w:pPr>
+              <w:spacing w:line="360" w:lineRule="auto"/>
+              <w:cnfStyle w:val="100000000000" w:firstRow="1" w:lastRow="0" w:firstColumn="0" w:lastColumn="0" w:oddVBand="0" w:evenVBand="0" w:oddHBand="0" w:evenHBand="0" w:firstRowFirstColumn="0" w:firstRowLastColumn="0" w:lastRowFirstColumn="0" w:lastRowLastColumn="0"/>
+              <w:rPr>
+                <w:rFonts w:ascii="Times New Roman" w:hAnsi="Times New Roman" w:cs="Times New Roman"/>
+                <w:sz w:val="24"/>
+                <w:szCs w:val="24"/>
+              </w:rPr>
+            </w:pPr>
+            <w:r>
+              <w:rPr>
+                <w:rFonts w:ascii="Times New Roman" w:hAnsi="Times New Roman" w:cs="Times New Roman"/>
+                <w:sz w:val="24"/>
+                <w:szCs w:val="24"/>
+              </w:rPr>
+              <w:t>Doba odezvy</w:t>
+            </w:r>
+          </w:p>
+        </w:tc>
+        <w:tc>
+          <w:tcPr>
+            <w:tcW w:w="1361" w:type="dxa"/>
+            <w:vAlign w:val="center"/>
+          </w:tcPr>
+          <w:p>
+            <w:pPr>
+              <w:spacing w:line="360" w:lineRule="auto"/>
+              <w:cnfStyle w:val="100000000000" w:firstRow="1" w:lastRow="0" w:firstColumn="0" w:lastColumn="0" w:oddVBand="0" w:evenVBand="0" w:oddHBand="0" w:evenHBand="0" w:firstRowFirstColumn="0" w:firstRowLastColumn="0" w:lastRowFirstColumn="0" w:lastRowLastColumn="0"/>
+              <w:rPr>
+                <w:rFonts w:ascii="Times New Roman" w:hAnsi="Times New Roman" w:cs="Times New Roman"/>
+                <w:sz w:val="24"/>
+                <w:szCs w:val="24"/>
+              </w:rPr>
+            </w:pPr>
+            <w:r>
+              <w:rPr>
+                <w:rFonts w:ascii="Times New Roman" w:hAnsi="Times New Roman" w:cs="Times New Roman"/>
+                <w:sz w:val="24"/>
+                <w:szCs w:val="24"/>
+              </w:rPr>
+              <w:t>Životnost</w:t>
+            </w:r>
+          </w:p>
+        </w:tc>
+        <w:tc>
+          <w:tcPr>
+            <w:tcW w:w="1361" w:type="dxa"/>
+            <w:vAlign w:val="center"/>
+          </w:tcPr>
+          <w:p>
+            <w:pPr>
+              <w:spacing w:line="360" w:lineRule="auto"/>
+              <w:cnfStyle w:val="100000000000" w:firstRow="1" w:lastRow="0" w:firstColumn="0" w:lastColumn="0" w:oddVBand="0" w:evenVBand="0" w:oddHBand="0" w:evenHBand="0" w:firstRowFirstColumn="0" w:firstRowLastColumn="0" w:lastRowFirstColumn="0" w:lastRowLastColumn="0"/>
+              <w:rPr>
+                <w:rFonts w:ascii="Times New Roman" w:hAnsi="Times New Roman" w:cs="Times New Roman"/>
+                <w:sz w:val="24"/>
+                <w:szCs w:val="24"/>
+              </w:rPr>
+            </w:pPr>
+            <w:r>
+              <w:rPr>
+                <w:rFonts w:ascii="Times New Roman" w:hAnsi="Times New Roman" w:cs="Times New Roman"/>
+                <w:sz w:val="24"/>
+                <w:szCs w:val="24"/>
+              </w:rPr>
+              <w:t>Potřeba údržby</w:t>
+            </w:r>
+          </w:p>
+        </w:tc>
+        <w:tc>
+          <w:tcPr>
+            <w:tcW w:w="1361" w:type="dxa"/>
+            <w:vAlign w:val="center"/>
+          </w:tcPr>
+          <w:p>
+            <w:pPr>
+              <w:spacing w:line="360" w:lineRule="auto"/>
+              <w:cnfStyle w:val="100000000000" w:firstRow="1" w:lastRow="0" w:firstColumn="0" w:lastColumn="0" w:oddVBand="0" w:evenVBand="0" w:oddHBand="0" w:evenHBand="0" w:firstRowFirstColumn="0" w:firstRowLastColumn="0" w:lastRowFirstColumn="0" w:lastRowLastColumn="0"/>
+              <w:rPr>
+                <w:rFonts w:ascii="Times New Roman" w:hAnsi="Times New Roman" w:cs="Times New Roman"/>
+                <w:sz w:val="24"/>
+                <w:szCs w:val="24"/>
+              </w:rPr>
+            </w:pPr>
+            <w:r>
+              <w:rPr>
+                <w:rFonts w:ascii="Times New Roman" w:hAnsi="Times New Roman" w:cs="Times New Roman"/>
+                <w:sz w:val="24"/>
+                <w:szCs w:val="24"/>
+              </w:rPr>
+              <w:t>Cena</w:t>
+            </w:r>
+          </w:p>
+        </w:tc>
+      </w:tr>
+      <w:tr>
+        <w:trPr>
+          <w:trHeight w:val="1033"/>
+        </w:trPr>
+        <w:tc>
+          <w:tcPr>
+            <w:cnfStyle w:val="001000000000" w:firstRow="0" w:lastRow="0" w:firstColumn="1" w:lastColumn="0" w:oddVBand="0" w:evenVBand="0" w:oddHBand="0" w:evenHBand="0" w:firstRowFirstColumn="0" w:firstRowLastColumn="0" w:lastRowFirstColumn="0" w:lastRowLastColumn="0"/>
+            <w:tcW w:w="1361" w:type="dxa"/>
+            <w:vAlign w:val="center"/>
+          </w:tcPr>
+          <w:p>
+            <w:pPr>
+              <w:spacing w:line="360" w:lineRule="auto"/>
+              <w:rPr>
+                <w:rFonts w:ascii="Times New Roman" w:hAnsi="Times New Roman" w:cs="Times New Roman"/>
+                <w:sz w:val="24"/>
+                <w:szCs w:val="24"/>
+              </w:rPr>
+            </w:pPr>
+            <w:r>
+              <w:rPr>
+                <w:rFonts w:ascii="Times New Roman" w:hAnsi="Times New Roman" w:cs="Times New Roman"/>
+                <w:sz w:val="24"/>
+                <w:szCs w:val="24"/>
+              </w:rPr>
+              <w:t>Kapacitní</w:t>
+            </w:r>
+          </w:p>
+        </w:tc>
+        <w:tc>
+          <w:tcPr>
+            <w:tcW w:w="1361" w:type="dxa"/>
+            <w:vAlign w:val="center"/>
+          </w:tcPr>
+          <w:p>
+            <w:pPr>
+              <w:spacing w:line="360" w:lineRule="auto"/>
+              <w:cnfStyle w:val="000000000000" w:firstRow="0" w:lastRow="0" w:firstColumn="0" w:lastColumn="0" w:oddVBand="0" w:evenVBand="0" w:oddHBand="0" w:evenHBand="0" w:firstRowFirstColumn="0" w:firstRowLastColumn="0" w:lastRowFirstColumn="0" w:lastRowLastColumn="0"/>
+              <w:rPr>
+                <w:rFonts w:ascii="Times New Roman" w:hAnsi="Times New Roman" w:cs="Times New Roman"/>
+                <w:sz w:val="24"/>
+                <w:szCs w:val="24"/>
+              </w:rPr>
+            </w:pPr>
+            <w:r>
+              <w:rPr>
+                <w:rFonts w:ascii="Times New Roman" w:hAnsi="Times New Roman" w:cs="Times New Roman"/>
+                <w:sz w:val="24"/>
+                <w:szCs w:val="24"/>
+              </w:rPr>
+              <w:t>Střední</w:t>
+            </w:r>
+          </w:p>
+          <w:p>
+            <w:pPr>
+              <w:spacing w:line="360" w:lineRule="auto"/>
+              <w:cnfStyle w:val="000000000000" w:firstRow="0" w:lastRow="0" w:firstColumn="0" w:lastColumn="0" w:oddVBand="0" w:evenVBand="0" w:oddHBand="0" w:evenHBand="0" w:firstRowFirstColumn="0" w:firstRowLastColumn="0" w:lastRowFirstColumn="0" w:lastRowLastColumn="0"/>
+              <w:rPr>
+                <w:rFonts w:ascii="Times New Roman" w:hAnsi="Times New Roman" w:cs="Times New Roman"/>
+                <w:sz w:val="24"/>
+                <w:szCs w:val="24"/>
+              </w:rPr>
+            </w:pPr>
+            <w:r>
+              <w:rPr>
+                <w:rFonts w:ascii="Times New Roman" w:hAnsi="Times New Roman" w:cs="Times New Roman"/>
+                <w:sz w:val="24"/>
+                <w:szCs w:val="24"/>
+              </w:rPr>
+              <w:t>(</w:t>
+            </w:r>
+            <w:r>
+              <w:rPr>
+                <w:rFonts w:ascii="Times New Roman" w:hAnsi="Times New Roman" w:cs="Times New Roman"/>
+                <w:sz w:val="24"/>
+                <w:szCs w:val="24"/>
+              </w:rPr>
+              <w:t xml:space="preserve">± </w:t>
+            </w:r>
+            <w:r>
+              <w:rPr>
+                <w:rFonts w:ascii="Times New Roman" w:hAnsi="Times New Roman" w:cs="Times New Roman"/>
+                <w:sz w:val="24"/>
+                <w:szCs w:val="24"/>
+              </w:rPr>
+              <w:t>3-5 %)</w:t>
+            </w:r>
+          </w:p>
+        </w:tc>
+        <w:tc>
+          <w:tcPr>
+            <w:tcW w:w="1361" w:type="dxa"/>
+            <w:vAlign w:val="center"/>
+          </w:tcPr>
+          <w:p>
+            <w:pPr>
+              <w:spacing w:line="360" w:lineRule="auto"/>
+              <w:cnfStyle w:val="000000000000" w:firstRow="0" w:lastRow="0" w:firstColumn="0" w:lastColumn="0" w:oddVBand="0" w:evenVBand="0" w:oddHBand="0" w:evenHBand="0" w:firstRowFirstColumn="0" w:firstRowLastColumn="0" w:lastRowFirstColumn="0" w:lastRowLastColumn="0"/>
+              <w:rPr>
+                <w:rFonts w:ascii="Times New Roman" w:hAnsi="Times New Roman" w:cs="Times New Roman"/>
+                <w:sz w:val="24"/>
+                <w:szCs w:val="24"/>
+              </w:rPr>
+            </w:pPr>
+            <w:r>
+              <w:rPr>
+                <w:rFonts w:ascii="Times New Roman" w:hAnsi="Times New Roman" w:cs="Times New Roman"/>
+                <w:sz w:val="24"/>
+                <w:szCs w:val="24"/>
+              </w:rPr>
+              <w:t>Střední</w:t>
+            </w:r>
+          </w:p>
+          <w:p>
+            <w:pPr>
+              <w:spacing w:line="360" w:lineRule="auto"/>
+              <w:cnfStyle w:val="000000000000" w:firstRow="0" w:lastRow="0" w:firstColumn="0" w:lastColumn="0" w:oddVBand="0" w:evenVBand="0" w:oddHBand="0" w:evenHBand="0" w:firstRowFirstColumn="0" w:firstRowLastColumn="0" w:lastRowFirstColumn="0" w:lastRowLastColumn="0"/>
+              <w:rPr>
+                <w:rFonts w:ascii="Times New Roman" w:hAnsi="Times New Roman" w:cs="Times New Roman"/>
+                <w:sz w:val="24"/>
+                <w:szCs w:val="24"/>
+              </w:rPr>
+            </w:pPr>
+            <w:r>
+              <w:rPr>
+                <w:rFonts w:ascii="Times New Roman" w:hAnsi="Times New Roman" w:cs="Times New Roman"/>
+                <w:sz w:val="24"/>
+                <w:szCs w:val="24"/>
+              </w:rPr>
+              <w:t>(5-10 sekund)</w:t>
+            </w:r>
+          </w:p>
+        </w:tc>
+        <w:tc>
+          <w:tcPr>
+            <w:tcW w:w="1361" w:type="dxa"/>
+            <w:vAlign w:val="center"/>
+          </w:tcPr>
+          <w:p>
+            <w:pPr>
+              <w:spacing w:line="360" w:lineRule="auto"/>
+              <w:cnfStyle w:val="000000000000" w:firstRow="0" w:lastRow="0" w:firstColumn="0" w:lastColumn="0" w:oddVBand="0" w:evenVBand="0" w:oddHBand="0" w:evenHBand="0" w:firstRowFirstColumn="0" w:firstRowLastColumn="0" w:lastRowFirstColumn="0" w:lastRowLastColumn="0"/>
+              <w:rPr>
+                <w:rFonts w:ascii="Times New Roman" w:hAnsi="Times New Roman" w:cs="Times New Roman"/>
+                <w:sz w:val="24"/>
+                <w:szCs w:val="24"/>
+              </w:rPr>
+            </w:pPr>
+            <w:r>
+              <w:rPr>
+                <w:rFonts w:ascii="Times New Roman" w:hAnsi="Times New Roman" w:cs="Times New Roman"/>
+                <w:sz w:val="24"/>
+                <w:szCs w:val="24"/>
+              </w:rPr>
+              <w:t>Vysoká</w:t>
+            </w:r>
+          </w:p>
+        </w:tc>
+        <w:tc>
+          <w:tcPr>
+            <w:tcW w:w="1361" w:type="dxa"/>
+            <w:vAlign w:val="center"/>
+          </w:tcPr>
+          <w:p>
+            <w:pPr>
+              <w:spacing w:line="360" w:lineRule="auto"/>
+              <w:cnfStyle w:val="000000000000" w:firstRow="0" w:lastRow="0" w:firstColumn="0" w:lastColumn="0" w:oddVBand="0" w:evenVBand="0" w:oddHBand="0" w:evenHBand="0" w:firstRowFirstColumn="0" w:firstRowLastColumn="0" w:lastRowFirstColumn="0" w:lastRowLastColumn="0"/>
+              <w:rPr>
+                <w:rFonts w:ascii="Times New Roman" w:hAnsi="Times New Roman" w:cs="Times New Roman"/>
+                <w:sz w:val="24"/>
+                <w:szCs w:val="24"/>
+              </w:rPr>
+            </w:pPr>
+            <w:r>
+              <w:rPr>
+                <w:rFonts w:ascii="Times New Roman" w:hAnsi="Times New Roman" w:cs="Times New Roman"/>
+                <w:sz w:val="24"/>
+                <w:szCs w:val="24"/>
+              </w:rPr>
+              <w:t>Nízká</w:t>
+            </w:r>
+          </w:p>
+        </w:tc>
+        <w:tc>
+          <w:tcPr>
+            <w:tcW w:w="1361" w:type="dxa"/>
+            <w:vAlign w:val="center"/>
+          </w:tcPr>
+          <w:p>
+            <w:pPr>
+              <w:spacing w:line="360" w:lineRule="auto"/>
+              <w:cnfStyle w:val="000000000000" w:firstRow="0" w:lastRow="0" w:firstColumn="0" w:lastColumn="0" w:oddVBand="0" w:evenVBand="0" w:oddHBand="0" w:evenHBand="0" w:firstRowFirstColumn="0" w:firstRowLastColumn="0" w:lastRowFirstColumn="0" w:lastRowLastColumn="0"/>
+              <w:rPr>
+                <w:rFonts w:ascii="Times New Roman" w:hAnsi="Times New Roman" w:cs="Times New Roman"/>
+                <w:sz w:val="24"/>
+                <w:szCs w:val="24"/>
+              </w:rPr>
+            </w:pPr>
+            <w:r>
+              <w:rPr>
+                <w:rFonts w:ascii="Times New Roman" w:hAnsi="Times New Roman" w:cs="Times New Roman"/>
+                <w:sz w:val="24"/>
+                <w:szCs w:val="24"/>
+              </w:rPr>
+              <w:t>Nízká</w:t>
+            </w:r>
+          </w:p>
+        </w:tc>
+      </w:tr>
+      <w:tr>
+        <w:trPr>
+          <w:trHeight w:val="1022"/>
+        </w:trPr>
+        <w:tc>
+          <w:tcPr>
+            <w:cnfStyle w:val="001000000000" w:firstRow="0" w:lastRow="0" w:firstColumn="1" w:lastColumn="0" w:oddVBand="0" w:evenVBand="0" w:oddHBand="0" w:evenHBand="0" w:firstRowFirstColumn="0" w:firstRowLastColumn="0" w:lastRowFirstColumn="0" w:lastRowLastColumn="0"/>
+            <w:tcW w:w="1361" w:type="dxa"/>
+            <w:vAlign w:val="center"/>
+          </w:tcPr>
+          <w:p>
+            <w:pPr>
+              <w:spacing w:line="360" w:lineRule="auto"/>
+              <w:rPr>
+                <w:rFonts w:ascii="Times New Roman" w:hAnsi="Times New Roman" w:cs="Times New Roman"/>
+                <w:sz w:val="24"/>
+                <w:szCs w:val="24"/>
+              </w:rPr>
+            </w:pPr>
+            <w:r>
+              <w:rPr>
+                <w:rFonts w:ascii="Times New Roman" w:hAnsi="Times New Roman" w:cs="Times New Roman"/>
+                <w:sz w:val="24"/>
+                <w:szCs w:val="24"/>
+              </w:rPr>
+              <w:t>Odporový</w:t>
+            </w:r>
+          </w:p>
+        </w:tc>
+        <w:tc>
+          <w:tcPr>
+            <w:tcW w:w="1361" w:type="dxa"/>
+            <w:vAlign w:val="center"/>
+          </w:tcPr>
+          <w:p>
+            <w:pPr>
+              <w:spacing w:line="360" w:lineRule="auto"/>
+              <w:cnfStyle w:val="000000000000" w:firstRow="0" w:lastRow="0" w:firstColumn="0" w:lastColumn="0" w:oddVBand="0" w:evenVBand="0" w:oddHBand="0" w:evenHBand="0" w:firstRowFirstColumn="0" w:firstRowLastColumn="0" w:lastRowFirstColumn="0" w:lastRowLastColumn="0"/>
+              <w:rPr>
+                <w:rFonts w:ascii="Times New Roman" w:hAnsi="Times New Roman" w:cs="Times New Roman"/>
+                <w:sz w:val="24"/>
+                <w:szCs w:val="24"/>
+              </w:rPr>
+            </w:pPr>
+            <w:r>
+              <w:rPr>
+                <w:rFonts w:ascii="Times New Roman" w:hAnsi="Times New Roman" w:cs="Times New Roman"/>
+                <w:sz w:val="24"/>
+                <w:szCs w:val="24"/>
+              </w:rPr>
+              <w:t>Nízká</w:t>
+            </w:r>
+          </w:p>
+          <w:p>
+            <w:pPr>
+              <w:spacing w:line="360" w:lineRule="auto"/>
+              <w:cnfStyle w:val="000000000000" w:firstRow="0" w:lastRow="0" w:firstColumn="0" w:lastColumn="0" w:oddVBand="0" w:evenVBand="0" w:oddHBand="0" w:evenHBand="0" w:firstRowFirstColumn="0" w:firstRowLastColumn="0" w:lastRowFirstColumn="0" w:lastRowLastColumn="0"/>
+              <w:rPr>
+                <w:rFonts w:ascii="Times New Roman" w:hAnsi="Times New Roman" w:cs="Times New Roman"/>
+                <w:sz w:val="24"/>
+                <w:szCs w:val="24"/>
+              </w:rPr>
+            </w:pPr>
+            <w:r>
+              <w:rPr>
+                <w:rFonts w:ascii="Times New Roman" w:hAnsi="Times New Roman" w:cs="Times New Roman"/>
+                <w:sz w:val="24"/>
+                <w:szCs w:val="24"/>
+              </w:rPr>
+              <w:t>(</w:t>
+            </w:r>
+            <w:r>
+              <w:rPr>
+                <w:rFonts w:ascii="Times New Roman" w:hAnsi="Times New Roman" w:cs="Times New Roman"/>
+                <w:sz w:val="24"/>
+                <w:szCs w:val="24"/>
+              </w:rPr>
+              <w:t>±5</w:t>
+            </w:r>
+            <w:r>
+              <w:rPr>
+                <w:rFonts w:ascii="Times New Roman" w:hAnsi="Times New Roman" w:cs="Times New Roman"/>
+                <w:sz w:val="24"/>
+                <w:szCs w:val="24"/>
+              </w:rPr>
+              <w:t>-</w:t>
+            </w:r>
+            <w:r>
+              <w:rPr>
+                <w:rFonts w:ascii="Times New Roman" w:hAnsi="Times New Roman" w:cs="Times New Roman"/>
+                <w:sz w:val="24"/>
+                <w:szCs w:val="24"/>
+              </w:rPr>
+              <w:t>10 %</w:t>
+            </w:r>
+            <w:r>
+              <w:rPr>
+                <w:rFonts w:ascii="Times New Roman" w:hAnsi="Times New Roman" w:cs="Times New Roman"/>
+                <w:sz w:val="24"/>
+                <w:szCs w:val="24"/>
+              </w:rPr>
+              <w:t>)</w:t>
+            </w:r>
+          </w:p>
+        </w:tc>
+        <w:tc>
+          <w:tcPr>
+            <w:tcW w:w="1361" w:type="dxa"/>
+            <w:vAlign w:val="center"/>
+          </w:tcPr>
+          <w:p>
+            <w:pPr>
+              <w:spacing w:line="360" w:lineRule="auto"/>
+              <w:cnfStyle w:val="000000000000" w:firstRow="0" w:lastRow="0" w:firstColumn="0" w:lastColumn="0" w:oddVBand="0" w:evenVBand="0" w:oddHBand="0" w:evenHBand="0" w:firstRowFirstColumn="0" w:firstRowLastColumn="0" w:lastRowFirstColumn="0" w:lastRowLastColumn="0"/>
+              <w:rPr>
+                <w:rFonts w:ascii="Times New Roman" w:hAnsi="Times New Roman" w:cs="Times New Roman"/>
+                <w:sz w:val="24"/>
+                <w:szCs w:val="24"/>
+              </w:rPr>
+            </w:pPr>
+            <w:r>
+              <w:rPr>
+                <w:rFonts w:ascii="Times New Roman" w:hAnsi="Times New Roman" w:cs="Times New Roman"/>
+                <w:sz w:val="24"/>
+                <w:szCs w:val="24"/>
+              </w:rPr>
+              <w:t>Pomalé</w:t>
+            </w:r>
+          </w:p>
+          <w:p>
+            <w:pPr>
+              <w:spacing w:line="360" w:lineRule="auto"/>
+              <w:cnfStyle w:val="000000000000" w:firstRow="0" w:lastRow="0" w:firstColumn="0" w:lastColumn="0" w:oddVBand="0" w:evenVBand="0" w:oddHBand="0" w:evenHBand="0" w:firstRowFirstColumn="0" w:firstRowLastColumn="0" w:lastRowFirstColumn="0" w:lastRowLastColumn="0"/>
+              <w:rPr>
+                <w:rFonts w:ascii="Times New Roman" w:hAnsi="Times New Roman" w:cs="Times New Roman"/>
+                <w:sz w:val="24"/>
+                <w:szCs w:val="24"/>
+              </w:rPr>
+            </w:pPr>
+            <w:r>
+              <w:rPr>
+                <w:rFonts w:ascii="Times New Roman" w:hAnsi="Times New Roman" w:cs="Times New Roman"/>
+                <w:sz w:val="24"/>
+                <w:szCs w:val="24"/>
+              </w:rPr>
+              <w:t>(</w:t>
+            </w:r>
+            <w:r>
+              <w:rPr>
+                <w:rFonts w:ascii="Times New Roman" w:hAnsi="Times New Roman" w:cs="Times New Roman"/>
+                <w:sz w:val="24"/>
+                <w:szCs w:val="24"/>
+              </w:rPr>
+              <w:t>≥</w:t>
+            </w:r>
+            <w:r>
+              <w:rPr>
+                <w:rFonts w:ascii="Times New Roman" w:hAnsi="Times New Roman" w:cs="Times New Roman"/>
+                <w:sz w:val="24"/>
+                <w:szCs w:val="24"/>
+              </w:rPr>
+              <w:t>10 sekund)</w:t>
+            </w:r>
+          </w:p>
+        </w:tc>
+        <w:tc>
+          <w:tcPr>
+            <w:tcW w:w="1361" w:type="dxa"/>
+            <w:vAlign w:val="center"/>
+          </w:tcPr>
+          <w:p>
+            <w:pPr>
+              <w:spacing w:line="360" w:lineRule="auto"/>
+              <w:cnfStyle w:val="000000000000" w:firstRow="0" w:lastRow="0" w:firstColumn="0" w:lastColumn="0" w:oddVBand="0" w:evenVBand="0" w:oddHBand="0" w:evenHBand="0" w:firstRowFirstColumn="0" w:firstRowLastColumn="0" w:lastRowFirstColumn="0" w:lastRowLastColumn="0"/>
+              <w:rPr>
+                <w:rFonts w:ascii="Times New Roman" w:hAnsi="Times New Roman" w:cs="Times New Roman"/>
+                <w:sz w:val="24"/>
+                <w:szCs w:val="24"/>
+              </w:rPr>
+            </w:pPr>
+            <w:r>
+              <w:rPr>
+                <w:rFonts w:ascii="Times New Roman" w:hAnsi="Times New Roman" w:cs="Times New Roman"/>
+                <w:sz w:val="24"/>
+                <w:szCs w:val="24"/>
+              </w:rPr>
+              <w:t>Nízká (koroze elektrod)</w:t>
+            </w:r>
+          </w:p>
+        </w:tc>
+        <w:tc>
+          <w:tcPr>
+            <w:tcW w:w="1361" w:type="dxa"/>
+            <w:vAlign w:val="center"/>
+          </w:tcPr>
+          <w:p>
+            <w:pPr>
+              <w:spacing w:line="360" w:lineRule="auto"/>
+              <w:cnfStyle w:val="000000000000" w:firstRow="0" w:lastRow="0" w:firstColumn="0" w:lastColumn="0" w:oddVBand="0" w:evenVBand="0" w:oddHBand="0" w:evenHBand="0" w:firstRowFirstColumn="0" w:firstRowLastColumn="0" w:lastRowFirstColumn="0" w:lastRowLastColumn="0"/>
+              <w:rPr>
+                <w:rFonts w:ascii="Times New Roman" w:hAnsi="Times New Roman" w:cs="Times New Roman"/>
+                <w:sz w:val="24"/>
+                <w:szCs w:val="24"/>
+              </w:rPr>
+            </w:pPr>
+            <w:r>
+              <w:rPr>
+                <w:rFonts w:ascii="Times New Roman" w:hAnsi="Times New Roman" w:cs="Times New Roman"/>
+                <w:sz w:val="24"/>
+                <w:szCs w:val="24"/>
+              </w:rPr>
+              <w:t>Vysoká</w:t>
+            </w:r>
+          </w:p>
+        </w:tc>
+        <w:tc>
+          <w:tcPr>
+            <w:tcW w:w="1361" w:type="dxa"/>
+            <w:vAlign w:val="center"/>
+          </w:tcPr>
+          <w:p>
+            <w:pPr>
+              <w:spacing w:line="360" w:lineRule="auto"/>
+              <w:cnfStyle w:val="000000000000" w:firstRow="0" w:lastRow="0" w:firstColumn="0" w:lastColumn="0" w:oddVBand="0" w:evenVBand="0" w:oddHBand="0" w:evenHBand="0" w:firstRowFirstColumn="0" w:firstRowLastColumn="0" w:lastRowFirstColumn="0" w:lastRowLastColumn="0"/>
+              <w:rPr>
+                <w:rFonts w:ascii="Times New Roman" w:hAnsi="Times New Roman" w:cs="Times New Roman"/>
+                <w:sz w:val="24"/>
+                <w:szCs w:val="24"/>
+              </w:rPr>
+            </w:pPr>
+            <w:r>
+              <w:rPr>
+                <w:rFonts w:ascii="Times New Roman" w:hAnsi="Times New Roman" w:cs="Times New Roman"/>
+                <w:sz w:val="24"/>
+                <w:szCs w:val="24"/>
+              </w:rPr>
+              <w:t>Velmi nízká</w:t>
+            </w:r>
+          </w:p>
+        </w:tc>
+      </w:tr>
+    </w:tbl>
+    <w:p>
+      <w:pPr>
+        <w:spacing w:line="360" w:lineRule="auto"/>
+        <w:jc w:val="both"/>
+        <w:rPr>
+          <w:rFonts w:ascii="Times New Roman" w:hAnsi="Times New Roman" w:cs="Times New Roman"/>
+          <w:sz w:val="24"/>
+          <w:szCs w:val="24"/>
+        </w:rPr>
+      </w:pPr>
+    </w:p>
+    <w:p>
+      <w:pPr>
+        <w:spacing w:line="360" w:lineRule="auto"/>
+        <w:jc w:val="both"/>
+        <w:rPr>
+          <w:rFonts w:ascii="Times New Roman" w:hAnsi="Times New Roman" w:cs="Times New Roman"/>
+          <w:sz w:val="24"/>
+          <w:szCs w:val="24"/>
+        </w:rPr>
+      </w:pPr>
+      <w:r>
+        <w:rPr>
+          <w:rFonts w:ascii="Times New Roman" w:hAnsi="Times New Roman" w:cs="Times New Roman"/>
+          <w:sz w:val="24"/>
+          <w:szCs w:val="24"/>
+        </w:rPr>
+        <w:t xml:space="preserve">V porovnání vlhkoměrů, které jsou přijatelné pro rozsah tohoto projektu, se jako vhodnější volba ukázal kapacitní senzor. </w:t>
+      </w:r>
+      <w:r>
+        <w:rPr>
+          <w:rFonts w:ascii="Times New Roman" w:hAnsi="Times New Roman" w:cs="Times New Roman"/>
+          <w:sz w:val="24"/>
+          <w:szCs w:val="24"/>
+        </w:rPr>
+        <w:t>Odstraňuje základní a rozhodující nedostatky odporového senzoru, představuje proto efektivnější a praktičtější řešení.</w:t>
       </w:r>
     </w:p>
     <w:p>
@@ -1115,7 +2178,25 @@
             <w:sz w:val="24"/>
             <w:szCs w:val="24"/>
           </w:rPr>
-          <w:t>https://dfimg.dfrobot.com/nobody/wiki/25ce0211fa0bf9fb5653d67dafcf2aba.pdf</w:t>
+          <w:t>https://dfimg.dfrob</w:t>
+        </w:r>
+        <w:r>
+          <w:rPr>
+            <w:rStyle w:val="Hypertextovodkaz"/>
+            <w:rFonts w:ascii="Times New Roman" w:hAnsi="Times New Roman" w:cs="Times New Roman"/>
+            <w:sz w:val="24"/>
+            <w:szCs w:val="24"/>
+          </w:rPr>
+          <w:t>o</w:t>
+        </w:r>
+        <w:r>
+          <w:rPr>
+            <w:rStyle w:val="Hypertextovodkaz"/>
+            <w:rFonts w:ascii="Times New Roman" w:hAnsi="Times New Roman" w:cs="Times New Roman"/>
+            <w:sz w:val="24"/>
+            <w:szCs w:val="24"/>
+          </w:rPr>
+          <w:t>t.com/nobody/wiki/25ce0211fa0bf9fb5653d67dafcf2aba.pdf</w:t>
         </w:r>
       </w:hyperlink>
     </w:p>
@@ -1161,7 +2242,25 @@
             <w:sz w:val="24"/>
             <w:szCs w:val="24"/>
           </w:rPr>
-          <w:t>https://wiki.dfrobot.com/Capacitive_Soil_Moisture_Sensor_SKU_SEN0193</w:t>
+          <w:t>https://wiki.dfrobot</w:t>
+        </w:r>
+        <w:r>
+          <w:rPr>
+            <w:rStyle w:val="Hypertextovodkaz"/>
+            <w:rFonts w:ascii="Times New Roman" w:hAnsi="Times New Roman" w:cs="Times New Roman"/>
+            <w:sz w:val="24"/>
+            <w:szCs w:val="24"/>
+          </w:rPr>
+          <w:t>.</w:t>
+        </w:r>
+        <w:r>
+          <w:rPr>
+            <w:rStyle w:val="Hypertextovodkaz"/>
+            <w:rFonts w:ascii="Times New Roman" w:hAnsi="Times New Roman" w:cs="Times New Roman"/>
+            <w:sz w:val="24"/>
+            <w:szCs w:val="24"/>
+          </w:rPr>
+          <w:t>com/Capacitive_Soil_Moisture_Sensor_SKU_SEN0193</w:t>
         </w:r>
       </w:hyperlink>
     </w:p>
@@ -1199,7 +2298,7 @@
           <w:szCs w:val="24"/>
         </w:rPr>
       </w:pPr>
-      <w:hyperlink r:id="rId13" w:history="1">
+      <w:hyperlink r:id="rId13" w:anchor="relatedFiles" w:history="1">
         <w:r>
           <w:rPr>
             <w:rStyle w:val="Hypertextovodkaz"/>
@@ -1225,6 +2324,7 @@
           <w:sz w:val="24"/>
           <w:szCs w:val="24"/>
         </w:rPr>
+        <w:lastRenderedPageBreak/>
         <w:t xml:space="preserve">(vstup – </w:t>
       </w:r>
       <w:proofErr w:type="spellStart"/>
@@ -1307,7 +2407,6 @@
           <w:sz w:val="24"/>
           <w:szCs w:val="24"/>
         </w:rPr>
-        <w:lastRenderedPageBreak/>
         <w:t xml:space="preserve">(vystup – </w:t>
       </w:r>
       <w:proofErr w:type="spellStart"/>
@@ -1715,6 +2814,7 @@
           <w:b/>
           <w:bCs/>
         </w:rPr>
+        <w:lastRenderedPageBreak/>
         <w:t>Čidlo</w:t>
       </w:r>
       <w:r>
@@ -2000,6 +3100,108 @@
       <w:r>
         <w:t>)</w:t>
       </w:r>
+    </w:p>
+    <w:p/>
+    <w:p/>
+    <w:p/>
+    <w:p/>
+    <w:p>
+      <w:hyperlink r:id="rId23" w:history="1">
+        <w:r>
+          <w:rPr>
+            <w:rStyle w:val="Hypertextovodkaz"/>
+          </w:rPr>
+          <w:t>https://dratek.cz/arduino-platforma/1569-iic-i2c-oled-display-0-96-128x64-bily.html?gad_source=1&amp;gad_campaignid=21210029959&amp;gbraid=0AAAAACVG_WeGOK8LYFNF3evYZynAQggak&amp;gclid=CjwKCAiA0eTJBhBaEiwA-Pa-hSRUk0Nzh7H0T_PJhYhHXpo8XaGEPwQQu6wzn86I0iPBEJ7h9-lW8xoCjGYQAvD_BwE</w:t>
+        </w:r>
+      </w:hyperlink>
+    </w:p>
+    <w:p/>
+    <w:p>
+      <w:pPr>
+        <w:rPr>
+          <w:b/>
+          <w:bCs/>
+        </w:rPr>
+      </w:pPr>
+      <w:hyperlink r:id="rId24" w:history="1">
+        <w:r>
+          <w:rPr>
+            <w:rStyle w:val="Hypertextovodkaz"/>
+            <w:b/>
+            <w:bCs/>
+          </w:rPr>
+          <w:t>https://dvorado6-b232-b3b35jvc-3c9be9075a249f56654c88f353adce3fa0eed190.pages.fel.cvut.cz/weeks/week12-13/</w:t>
+        </w:r>
+      </w:hyperlink>
+    </w:p>
+    <w:p>
+      <w:pPr>
+        <w:rPr>
+          <w:b/>
+          <w:bCs/>
+        </w:rPr>
+      </w:pPr>
+      <w:hyperlink r:id="rId25" w:history="1">
+        <w:r>
+          <w:rPr>
+            <w:rStyle w:val="Hypertextovodkaz"/>
+            <w:b/>
+            <w:bCs/>
+          </w:rPr>
+          <w:t>https://www.youtube.com/watch?v=kapd3wM9hsg</w:t>
+        </w:r>
+      </w:hyperlink>
+    </w:p>
+    <w:p/>
+    <w:p>
+      <w:hyperlink r:id="rId26" w:history="1">
+        <w:r>
+          <w:rPr>
+            <w:rStyle w:val="Hypertextovodkaz"/>
+          </w:rPr>
+          <w:t>https://www.youtube.com/watch?v=6-SRpThOZ5I</w:t>
+        </w:r>
+      </w:hyperlink>
+    </w:p>
+    <w:p>
+      <w:hyperlink r:id="rId27" w:history="1">
+        <w:r>
+          <w:rPr>
+            <w:rStyle w:val="Hypertextovodkaz"/>
+          </w:rPr>
+          <w:t>https://www.youtube.com/watch?v=yef23sJjiU0</w:t>
+        </w:r>
+      </w:hyperlink>
+    </w:p>
+    <w:p>
+      <w:hyperlink r:id="rId28" w:history="1">
+        <w:r>
+          <w:rPr>
+            <w:rStyle w:val="Hypertextovodkaz"/>
+          </w:rPr>
+          <w:t>https://www.youtube.com/watch?v=YejRbIKe6e0</w:t>
+        </w:r>
+      </w:hyperlink>
+    </w:p>
+    <w:p>
+      <w:hyperlink r:id="rId29" w:history="1">
+        <w:r>
+          <w:rPr>
+            <w:rStyle w:val="Hypertextovodkaz"/>
+          </w:rPr>
+          <w:t>https://www.youtube.com/watch?v=13PFOwcK3-I</w:t>
+        </w:r>
+      </w:hyperlink>
+    </w:p>
+    <w:p>
+      <w:hyperlink r:id="rId30" w:history="1">
+        <w:r>
+          <w:rPr>
+            <w:rStyle w:val="Hypertextovodkaz"/>
+          </w:rPr>
+          <w:t>https://forum.arduino.cc/t/creating-trends-on-oled-screen-128x64/988425/9</w:t>
+        </w:r>
+      </w:hyperlink>
     </w:p>
     <w:p/>
     <w:sectPr>
@@ -4011,6 +5213,94 @@
       <w:color w:val="666666"/>
     </w:rPr>
   </w:style>
+  <w:style w:type="character" w:styleId="Sledovanodkaz">
+    <w:name w:val="FollowedHyperlink"/>
+    <w:basedOn w:val="Standardnpsmoodstavce"/>
+    <w:uiPriority w:val="99"/>
+    <w:semiHidden/>
+    <w:unhideWhenUsed/>
+    <w:rsid w:val="00237D6D"/>
+    <w:rPr>
+      <w:color w:val="954F72" w:themeColor="followedHyperlink"/>
+      <w:u w:val="single"/>
+    </w:rPr>
+  </w:style>
+  <w:style w:type="table" w:styleId="Mkatabulky">
+    <w:name w:val="Table Grid"/>
+    <w:basedOn w:val="Normlntabulka"/>
+    <w:uiPriority w:val="39"/>
+    <w:rsid w:val="00E94905"/>
+    <w:pPr>
+      <w:spacing w:after="0" w:line="240" w:lineRule="auto"/>
+    </w:pPr>
+    <w:tblPr>
+      <w:tblBorders>
+        <w:top w:val="single" w:sz="4" w:space="0" w:color="auto"/>
+        <w:left w:val="single" w:sz="4" w:space="0" w:color="auto"/>
+        <w:bottom w:val="single" w:sz="4" w:space="0" w:color="auto"/>
+        <w:right w:val="single" w:sz="4" w:space="0" w:color="auto"/>
+        <w:insideH w:val="single" w:sz="4" w:space="0" w:color="auto"/>
+        <w:insideV w:val="single" w:sz="4" w:space="0" w:color="auto"/>
+      </w:tblBorders>
+    </w:tblPr>
+  </w:style>
+  <w:style w:type="table" w:styleId="Svtltabulkasmkou1">
+    <w:name w:val="Grid Table 1 Light"/>
+    <w:basedOn w:val="Normlntabulka"/>
+    <w:uiPriority w:val="46"/>
+    <w:rsid w:val="005E1DF2"/>
+    <w:pPr>
+      <w:spacing w:after="0" w:line="240" w:lineRule="auto"/>
+    </w:pPr>
+    <w:tblPr>
+      <w:tblStyleRowBandSize w:val="1"/>
+      <w:tblStyleColBandSize w:val="1"/>
+      <w:tblBorders>
+        <w:top w:val="single" w:sz="4" w:space="0" w:color="999999" w:themeColor="text1" w:themeTint="66"/>
+        <w:left w:val="single" w:sz="4" w:space="0" w:color="999999" w:themeColor="text1" w:themeTint="66"/>
+        <w:bottom w:val="single" w:sz="4" w:space="0" w:color="999999" w:themeColor="text1" w:themeTint="66"/>
+        <w:right w:val="single" w:sz="4" w:space="0" w:color="999999" w:themeColor="text1" w:themeTint="66"/>
+        <w:insideH w:val="single" w:sz="4" w:space="0" w:color="999999" w:themeColor="text1" w:themeTint="66"/>
+        <w:insideV w:val="single" w:sz="4" w:space="0" w:color="999999" w:themeColor="text1" w:themeTint="66"/>
+      </w:tblBorders>
+    </w:tblPr>
+    <w:tblStylePr w:type="firstRow">
+      <w:rPr>
+        <w:b/>
+        <w:bCs/>
+      </w:rPr>
+      <w:tblPr/>
+      <w:tcPr>
+        <w:tcBorders>
+          <w:bottom w:val="single" w:sz="12" w:space="0" w:color="666666" w:themeColor="text1" w:themeTint="99"/>
+        </w:tcBorders>
+      </w:tcPr>
+    </w:tblStylePr>
+    <w:tblStylePr w:type="lastRow">
+      <w:rPr>
+        <w:b/>
+        <w:bCs/>
+      </w:rPr>
+      <w:tblPr/>
+      <w:tcPr>
+        <w:tcBorders>
+          <w:top w:val="double" w:sz="2" w:space="0" w:color="666666" w:themeColor="text1" w:themeTint="99"/>
+        </w:tcBorders>
+      </w:tcPr>
+    </w:tblStylePr>
+    <w:tblStylePr w:type="firstCol">
+      <w:rPr>
+        <w:b/>
+        <w:bCs/>
+      </w:rPr>
+    </w:tblStylePr>
+    <w:tblStylePr w:type="lastCol">
+      <w:rPr>
+        <w:b/>
+        <w:bCs/>
+      </w:rPr>
+    </w:tblStylePr>
+  </w:style>
 </w:styles>
 </file>
 
